--- a/fra/docx/44.content.docx
+++ b/fra/docx/44.content.docx
@@ -136,13 +136,6 @@
         <w:rPr>
           <w:lang w:val="fr_FR" w:bidi="fr_FR"/>
         </w:rPr>
-      </w:r>
-      <w:r>
-        <w:rPr>
-          <w:i/>
-          <w:lang w:val="fr_FR" w:bidi="fr_FR"/>
-        </w:rPr>
-        <w:t>Actes 1.1, Actes 1.3, Actes 1.4, Actes 1.5, Actes 1.7, Actes 1.8, Actes 1.8 (#2), Actes 1.9, Actes 1.11, Actes 1.14, Actes 1.16, Actes 1.18, Actes 1.20, Actes 1.21–22, Actes 1.24–26, Actes 1.26, Actes 2.1, Actes 2.4, Actes 2.5, Actes 2.6, Actes 2.11, Actes 2.13–15, Actes 2.16–20, Actes 2.21, Actes 2.22, Actes 2.23, Actes 2.25–27, Actes 2.30, Actes 2.32, Actes 2.36, Actes 2.37, Actes 2.38, Actes 2.39, Actes 2.41, Actes 2.42, Actes 2.44–45, Actes 2.46, Actes 2.47, Actes 3.2, Actes 3.6, Actes 3.7, Actes 3.8, Actes 3.10, Actes 3.15, Actes 3.16, Actes 3.19, Actes 3.21, Actes 3.22, Actes 3.23, Actes 3.25, Actes 3.26, Actes 4.2, Actes 4.3, Actes 4.4, Actes 4.10, Actes 4.12, Actes 4.14, Actes 4.18, Actes 4.20, Actes 4.29–30, Actes 4.31, Actes 4.34–35, Actes 4.36, Actes 5.1–2, Actes 5.3–4, Actes 5.5, Actes 5.10, Actes 5.11, Actes 5.15–16, Actes 5.17–18, Actes 5.19, Actes 5.23, Actes 5.26, Actes 5.29, Actes 5.30, Actes 5.33, Actes 5.38–39, Actes 5.39, Actes 5.40, Actes 5.41, Actes 5.42, Actes 6.1, Actes 6.3, Actes 6.3 (#2), Actes 6.4, Actes 6.6, Actes 6.7, Actes 6.10, Actes 6.14, Actes 6.15, Actes 7.2, Actes 7.5, Actes 7.5 (#2), Actes 7.6, Actes 7.8, Actes 7.9, Actes 7.10, Actes 7.12–13, Actes 7.14, Actes 7.17, Actes 7.19, Actes 7.21, Actes 7.22, Actes 7.24, Actes 7.29, Actes 7.30, Actes 7.34, Actes 7.36, Actes 7.37, Actes 7.41, Actes 7.42, Actes 7.43, Actes 7.44–45, Actes 7.45, Actes 7.46, Actes 7.47, Actes 7.49, Actes 7.51, Actes 7.52, Actes 7.54, Actes 7.55–56, Actes 7.57–58, Actes 7.58, Actes 7.60, Actes 8.1, Actes 8.1 (#2), Actes 8.1 (#3), Actes 8.6, Actes 8.9–11, Actes 8.13, Actes 8.17, Actes 8.18–19, Actes 8.23, Actes 8.26, Actes 8.27–28, Actes 8.30, Actes 8.31, Actes 8.32, Actes 8.34, Actes 8.35, Actes 8.38, Actes 8.39, Actes 8.39 (#2), Actes 9.1–2, Actes 9.3, Actes 9.4, Actes 9.5, Actes 9.8, Actes 9.8–9, Actes 9.11–12, Actes 9.13–14, Actes 9.15, Actes 9.16, Actes 9.18–19, Actes 9.20, Actes 9.25, Actes 9.26, Actes 9.27, Actes 9.31, Actes 9.33–35, Actes 9.40, Actes 10.1–2, Actes 10.4, Actes 10.5, Actes 10.11–12, Actes 10.13, Actes 10.14, Actes 10.15, Actes 10.20, Actes 10.22, Actes 10.26, Actes 10.28, Actes 10.35, Actes 10.38, Actes 10.40–41, Actes 10.42, Actes 10.43, Actes 10.44, Actes 10.45, Actes 10.46, Actes 10.48, Actes 11.1, Actes 11.2–3, Actes 11.15, Actes 11.18, Actes 11.19, Actes 11.20–21, Actes 11.22–23, Actes 11.26, Actes 11.26 (#2), Actes 11.28, Actes 11.29–30, Actes 12.2, Actes 12.3–4, Actes 12.5, Actes 12.8–10, Actes 12.13–14, Actes 12.15, Actes 12.17, Actes 12.19, Actes 12.22, Actes 12.23, Actes 12.24, Actes 12.25, Actes 13.2, Actes 13.2 (#2), Actes 13.3, Actes 13.5, Actes 13.6–7, Actes 13.7, Actes 13.9, Actes 13.11, Actes 13.12, Actes 13.13, Actes 13.15, Actes 13.17, Actes 13.23, Actes 13.24–25, Actes 13.27, Actes 13.31, Actes 13.33, Actes 13.35, Actes 13.38, Actes 13.40–41, Actes 13.44, Actes 13.45, Actes 13.46, Actes 13.48, Actes 13.48 (#2), Actes 13.50, Actes 13.51, Actes 14.1–2, Actes 14.3, Actes 14.5–7, Actes 14.8–10, Actes 14.11–13, Actes 14.14–15, Actes 14.17, Actes 14.18, Actes 14.19, Actes 14.20, Actes 14.22, Actes 14.23, Actes 14.27, Actes 15.1, Actes 15.2, Actes 15.3, Actes 15.5, Actes 15.8–9, Actes 15.11, Actes 15.12, Actes 15.16–17, Actes 15.20, Actes 15.28, Actes 15.31, Actes 15.35, Actes 15.36, Actes 15.39, Actes 16.3, Actes 16.4, Actes 16.9, Actes 16.13, Actes 16.14, Actes 16.15, Actes 16.16, Actes 16.17–18, Actes 16.21, Actes 16.22–24, Actes 16.25, Actes 16.26, Actes 16.30, Actes 16.31, Actes 16.33, Actes 16.37–38, Actes 16:40, Actes 17.1–2, Actes 17.3, Actes 17.7, Actes 17.10, Actes 17.11, Actes 17.13–14, Actes 17.17, Actes 17.19–20, Actes 17.23, Actes 17.25, Actes 17.26, Actes 17.27, Actes 17.29, Actes 17.30, Actes 17.31, Actes 17.31 (#2), Actes 17.32, Actes 17.34, Actes 18.3, Actes 18.5, Actes 18.6, Actes 18.9–10, Actes 18.12–13, Actes 18.15, Actes 18.18–19, Actes 18.22, Actes 18.25, Actes 18.26, Actes 18.28, Actes 19.2, Actes 19.4, Actes 19.4 (#2), Actes 19.5, Actes 19.6, Actes 19.9, Actes 19.12, Actes 19.16, Actes 19.19, Actes 19.21, Actes 19.28–29, Actes 19.30–31, Actes 19.38, Actes 19.40, Actes 20.3, Actes 20.7, Actes 20.9–10, Actes 20.16, Actes 20.18–21, Actes 20.23, Actes 20.24, Actes 20.26–27, Actes 20.28, Actes 20.30, Actes 20.32, Actes 20.34–35, Actes 20.38, Actes 21.4, Actes 21.9, Actes 21.11, Actes 21.13, Actes 21.18, Actes 21.21, Actes 21.24, Actes 21.25, Actes 21.28, Actes 21.30–31, Actes 21.33, Actes 21.36, Actes 21.39, Actes 21.40, Actes 22.2, Actes 22.3, Actes 22.4, Actes 22.7, Actes 22.8, Actes 22.11, Actes 22.12–13, Actes 22.16, Actes 22.18, Actes 22.21, Actes 22.23, Actes 22.25, Actes 22.28, Actes 22.30, Actes 23.1–2, Actes 23.6, Actes 23.7–8, Actes 23.10, Actes 23.11, Actes 23.12–13, Actes 23.14–15, Actes 23.16, Actes 23.23–24, Actes 23.29, Actes 23.35, Actes 23.35 (#2), Actes 24.5, Actes 24.5–6, Actes 24.12, Actes 24.14, Actes 24.15, Actes 24.17, Actes 24.18, Actes 24.22, Actes 24.24–25, Actes 24.25, Actes 24.27, Actes 25.3, Actes 25.4–5, Actes 25.9, Actes 25.9 (#2), Actes 25.10, Actes 25.12, Actes 25.16, Actes 25.19, Actes 25.26, Actes 25.27, Actes 26.3, Actes 26.5, Actes 26.6–8, Actes 26.9–11, Actes 26.13, Actes 26.14, Actes 26.15, Actes 26.16–17, Actes 26.18, Actes 26.20, Actes 26.22–23, Actes 26.24–25, Actes 26.28–29, Actes 26.31–32, Actes 27.3, Actes 27.7–8, Actes 27.10–11, Actes 27.14, Actes 27.20, Actes 27.23–24, Actes 27.27, Actes 27.30, Actes 27.33, Actes 27.39–41, Actes 27.42, Actes 27.43, Actes 28.2, Actes 28.4, Actes 28.6, Actes 28.8–9, Actes 28.11, Actes 28.15, Actes 28.16, Actes 28.20, Actes 28.22, Actes 28.23, Actes 28.24, Actes 28.26, Actes 28.28, Actes 28.31, Actes 28.31 (#2)</w:t>
       </w:r>
       <w:r>
         <w:rPr>

--- a/fra/docx/44.content.docx
+++ b/fra/docx/44.content.docx
@@ -123,19 +123,6 @@
           <w:lang w:val="fr_FR" w:bidi="fr_FR"/>
         </w:rPr>
         <w:t>ACT</w:t>
-      </w:r>
-      <w:r>
-        <w:rPr>
-          <w:lang w:val="fr_FR" w:bidi="fr_FR"/>
-        </w:rPr>
-      </w:r>
-    </w:p>
-    <w:p>
-      <w:pPr/>
-      <w:r>
-        <w:rPr>
-          <w:lang w:val="fr_FR" w:bidi="fr_FR"/>
-        </w:rPr>
       </w:r>
       <w:r>
         <w:rPr>

--- a/fra/docx/44.content.docx
+++ b/fra/docx/44.content.docx
@@ -19,7 +19,7 @@
         <w:rPr>
           <w:lang w:val="fr_FR" w:bidi="fr_FR"/>
         </w:rPr>
-        <w:t>Resource: Questions de Traduction (unfoldingWord)</w:t>
+        <w:t>Resource: unfoldingWord® Translation Questions</w:t>
       </w:r>
       <w:r>
         <w:rPr>
@@ -85,7 +85,7 @@
         <w:rPr>
           <w:lang w:val="fr_FR" w:bidi="fr_FR"/>
         </w:rPr>
-        <w:t>Questions de Traduction (unfoldingWord)</w:t>
+        <w:t>unfoldingWord® Translation Questions</w:t>
       </w:r>
     </w:p>
     <w:p>

--- a/fra/docx/44.content.docx
+++ b/fra/docx/44.content.docx
@@ -2023,6 +2023,69 @@
         <w:rPr>
           <w:lang w:val="fr_FR" w:bidi="fr_FR"/>
         </w:rPr>
+        <w:t>Actes 2.27</w:t>
+      </w:r>
+      <w:r>
+        <w:rPr>
+          <w:lang w:val="fr_FR" w:bidi="fr_FR"/>
+        </w:rPr>
+      </w:r>
+    </w:p>
+    <w:p>
+      <w:pPr/>
+      <w:r>
+        <w:rPr>
+          <w:lang w:val="fr_FR" w:bidi="fr_FR"/>
+        </w:rPr>
+      </w:r>
+      <w:r>
+        <w:rPr>
+          <w:b/>
+          <w:lang w:val="fr_FR" w:bidi="fr_FR"/>
+        </w:rPr>
+        <w:t>Qu'a prophétisé le roi David au sujet du Saint de Dieu ?</w:t>
+      </w:r>
+    </w:p>
+    <w:p>
+      <w:pPr/>
+      <w:r>
+        <w:rPr>
+          <w:lang w:val="fr_FR" w:bidi="fr_FR"/>
+        </w:rPr>
+      </w:r>
+      <w:r>
+        <w:rPr>
+          <w:lang w:val="fr_FR" w:bidi="fr_FR"/>
+        </w:rPr>
+        <w:t>Le roi David a prophétisé que Dieu ne permettrait pas à son Saint de voir la corruption.</w:t>
+      </w:r>
+      <w:r>
+        <w:rPr>
+          <w:lang w:val="fr_FR" w:bidi="fr_FR"/>
+        </w:rPr>
+      </w:r>
+      <w:r>
+        <w:rPr>
+          <w:lang w:val="fr_FR" w:bidi="fr_FR"/>
+        </w:rPr>
+      </w:r>
+    </w:p>
+    <w:p>
+      <w:pPr/>
+      <w:r>
+        <w:rPr>
+          <w:lang w:val="fr_FR" w:bidi="fr_FR"/>
+        </w:rPr>
+      </w:r>
+    </w:p>
+    <w:p>
+      <w:pPr>
+        <w:pStyle w:val="Heading2"/>
+      </w:pPr>
+      <w:r>
+        <w:rPr>
+          <w:lang w:val="fr_FR" w:bidi="fr_FR"/>
+        </w:rPr>
         <w:t>Actes 2.32</w:t>
       </w:r>
       <w:r>
@@ -4295,6 +4358,69 @@
         <w:rPr>
           <w:lang w:val="fr_FR" w:bidi="fr_FR"/>
         </w:rPr>
+        <w:t>Actes 4.34–35</w:t>
+      </w:r>
+      <w:r>
+        <w:rPr>
+          <w:lang w:val="fr_FR" w:bidi="fr_FR"/>
+        </w:rPr>
+      </w:r>
+    </w:p>
+    <w:p>
+      <w:pPr/>
+      <w:r>
+        <w:rPr>
+          <w:lang w:val="fr_FR" w:bidi="fr_FR"/>
+        </w:rPr>
+      </w:r>
+      <w:r>
+        <w:rPr>
+          <w:b/>
+          <w:lang w:val="fr_FR" w:bidi="fr_FR"/>
+        </w:rPr>
+        <w:t>Comment les besoins des croyants étaient-ils satisfaits ?</w:t>
+      </w:r>
+    </w:p>
+    <w:p>
+      <w:pPr/>
+      <w:r>
+        <w:rPr>
+          <w:lang w:val="fr_FR" w:bidi="fr_FR"/>
+        </w:rPr>
+      </w:r>
+      <w:r>
+        <w:rPr>
+          <w:lang w:val="fr_FR" w:bidi="fr_FR"/>
+        </w:rPr>
+        <w:t>Les croyants avaient tout en commun, et ceux qui possédaient des biens les vendaient et donnaient l'argent pour qu'il soit distribué selon les besoins.</w:t>
+      </w:r>
+      <w:r>
+        <w:rPr>
+          <w:lang w:val="fr_FR" w:bidi="fr_FR"/>
+        </w:rPr>
+      </w:r>
+      <w:r>
+        <w:rPr>
+          <w:lang w:val="fr_FR" w:bidi="fr_FR"/>
+        </w:rPr>
+      </w:r>
+    </w:p>
+    <w:p>
+      <w:pPr/>
+      <w:r>
+        <w:rPr>
+          <w:lang w:val="fr_FR" w:bidi="fr_FR"/>
+        </w:rPr>
+      </w:r>
+    </w:p>
+    <w:p>
+      <w:pPr>
+        <w:pStyle w:val="Heading2"/>
+      </w:pPr>
+      <w:r>
+        <w:rPr>
+          <w:lang w:val="fr_FR" w:bidi="fr_FR"/>
+        </w:rPr>
         <w:t>Actes 4.36</w:t>
       </w:r>
       <w:r>
@@ -10702,6 +10828,75 @@
         <w:rPr>
           <w:lang w:val="fr_FR" w:bidi="fr_FR"/>
         </w:rPr>
+        <w:t>Actes 9.28</w:t>
+      </w:r>
+      <w:r>
+        <w:rPr>
+          <w:lang w:val="fr_FR" w:bidi="fr_FR"/>
+        </w:rPr>
+      </w:r>
+    </w:p>
+    <w:p>
+      <w:pPr/>
+      <w:r>
+        <w:rPr>
+          <w:lang w:val="fr_FR" w:bidi="fr_FR"/>
+        </w:rPr>
+      </w:r>
+      <w:r>
+        <w:rPr>
+          <w:b/>
+          <w:lang w:val="fr_FR" w:bidi="fr_FR"/>
+        </w:rPr>
+        <w:t>Qu'a fait Saul à Jérusalem ?</w:t>
+      </w:r>
+    </w:p>
+    <w:p>
+      <w:pPr/>
+      <w:r>
+        <w:rPr>
+          <w:lang w:val="fr_FR" w:bidi="fr_FR"/>
+        </w:rPr>
+      </w:r>
+      <w:r>
+        <w:rPr>
+          <w:lang w:val="fr_FR" w:bidi="fr_FR"/>
+        </w:rPr>
+        <w:t xml:space="preserve">Saul </w:t>
+      </w:r>
+      <w:r>
+        <w:rPr>
+          <w:lang w:val="fr_FR" w:bidi="fr_FR"/>
+        </w:rPr>
+        <w:t>s'exprimait en toute assurance au nom du Seigneur.</w:t>
+      </w:r>
+      <w:r>
+        <w:rPr>
+          <w:lang w:val="fr_FR" w:bidi="fr_FR"/>
+        </w:rPr>
+      </w:r>
+      <w:r>
+        <w:rPr>
+          <w:lang w:val="fr_FR" w:bidi="fr_FR"/>
+        </w:rPr>
+      </w:r>
+    </w:p>
+    <w:p>
+      <w:pPr/>
+      <w:r>
+        <w:rPr>
+          <w:lang w:val="fr_FR" w:bidi="fr_FR"/>
+        </w:rPr>
+      </w:r>
+    </w:p>
+    <w:p>
+      <w:pPr>
+        <w:pStyle w:val="Heading2"/>
+      </w:pPr>
+      <w:r>
+        <w:rPr>
+          <w:lang w:val="fr_FR" w:bidi="fr_FR"/>
+        </w:rPr>
         <w:t>Actes 9.31</w:t>
       </w:r>
       <w:r>
@@ -21239,6 +21434,83 @@
         <w:rPr>
           <w:lang w:val="fr_FR" w:bidi="fr_FR"/>
         </w:rPr>
+        <w:t>Actes 19.26–27</w:t>
+      </w:r>
+      <w:r>
+        <w:rPr>
+          <w:lang w:val="fr_FR" w:bidi="fr_FR"/>
+        </w:rPr>
+      </w:r>
+    </w:p>
+    <w:p>
+      <w:pPr/>
+      <w:r>
+        <w:rPr>
+          <w:lang w:val="fr_FR" w:bidi="fr_FR"/>
+        </w:rPr>
+      </w:r>
+      <w:r>
+        <w:rPr>
+          <w:b/>
+          <w:lang w:val="fr_FR" w:bidi="fr_FR"/>
+        </w:rPr>
+        <w:t>De quoi s'inquiète l'</w:t>
+      </w:r>
+      <w:r>
+        <w:rPr>
+          <w:b/>
+          <w:lang w:val="fr_FR" w:bidi="fr_FR"/>
+        </w:rPr>
+        <w:t xml:space="preserve">orfèvre </w:t>
+      </w:r>
+      <w:r>
+        <w:rPr>
+          <w:b/>
+          <w:lang w:val="fr_FR" w:bidi="fr_FR"/>
+        </w:rPr>
+        <w:t>Démétrius ? Que dit-il aux autres ouvriers ?</w:t>
+      </w:r>
+    </w:p>
+    <w:p>
+      <w:pPr/>
+      <w:r>
+        <w:rPr>
+          <w:lang w:val="fr_FR" w:bidi="fr_FR"/>
+        </w:rPr>
+      </w:r>
+      <w:r>
+        <w:rPr>
+          <w:lang w:val="fr_FR" w:bidi="fr_FR"/>
+        </w:rPr>
+        <w:t>Démétrius s'inquiète de ce que Paul enseigne aux gens que les dieux faits de main d'homme ne sont pas des dieux. Il s'inquiète aussi que le temple de leur déesse Diane pourrait être considéré comme sans valeur.</w:t>
+      </w:r>
+      <w:r>
+        <w:rPr>
+          <w:lang w:val="fr_FR" w:bidi="fr_FR"/>
+        </w:rPr>
+      </w:r>
+      <w:r>
+        <w:rPr>
+          <w:lang w:val="fr_FR" w:bidi="fr_FR"/>
+        </w:rPr>
+      </w:r>
+    </w:p>
+    <w:p>
+      <w:pPr/>
+      <w:r>
+        <w:rPr>
+          <w:lang w:val="fr_FR" w:bidi="fr_FR"/>
+        </w:rPr>
+      </w:r>
+    </w:p>
+    <w:p>
+      <w:pPr>
+        <w:pStyle w:val="Heading2"/>
+      </w:pPr>
+      <w:r>
+        <w:rPr>
+          <w:lang w:val="fr_FR" w:bidi="fr_FR"/>
+        </w:rPr>
         <w:t>Actes 19.28–29</w:t>
       </w:r>
       <w:r>
@@ -25770,6 +26042,69 @@
         <w:rPr>
           <w:lang w:val="fr_FR" w:bidi="fr_FR"/>
         </w:rPr>
+        <w:t>Actes 24.22 (#2)</w:t>
+      </w:r>
+      <w:r>
+        <w:rPr>
+          <w:lang w:val="fr_FR" w:bidi="fr_FR"/>
+        </w:rPr>
+      </w:r>
+    </w:p>
+    <w:p>
+      <w:pPr/>
+      <w:r>
+        <w:rPr>
+          <w:lang w:val="fr_FR" w:bidi="fr_FR"/>
+        </w:rPr>
+      </w:r>
+      <w:r>
+        <w:rPr>
+          <w:b/>
+          <w:lang w:val="fr_FR" w:bidi="fr_FR"/>
+        </w:rPr>
+        <w:t>Quand Félix dit-il qu'il décidera de l'affaire de Paul ?</w:t>
+      </w:r>
+    </w:p>
+    <w:p>
+      <w:pPr/>
+      <w:r>
+        <w:rPr>
+          <w:lang w:val="fr_FR" w:bidi="fr_FR"/>
+        </w:rPr>
+      </w:r>
+      <w:r>
+        <w:rPr>
+          <w:lang w:val="fr_FR" w:bidi="fr_FR"/>
+        </w:rPr>
+        <w:t>Félix dit qu'il décidera de l'affaire de Paul lorsque le tribun Lysias arrivera.</w:t>
+      </w:r>
+      <w:r>
+        <w:rPr>
+          <w:lang w:val="fr_FR" w:bidi="fr_FR"/>
+        </w:rPr>
+      </w:r>
+      <w:r>
+        <w:rPr>
+          <w:lang w:val="fr_FR" w:bidi="fr_FR"/>
+        </w:rPr>
+      </w:r>
+    </w:p>
+    <w:p>
+      <w:pPr/>
+      <w:r>
+        <w:rPr>
+          <w:lang w:val="fr_FR" w:bidi="fr_FR"/>
+        </w:rPr>
+      </w:r>
+    </w:p>
+    <w:p>
+      <w:pPr>
+        <w:pStyle w:val="Heading2"/>
+      </w:pPr>
+      <w:r>
+        <w:rPr>
+          <w:lang w:val="fr_FR" w:bidi="fr_FR"/>
+        </w:rPr>
         <w:t>Actes 24.24–25</w:t>
       </w:r>
       <w:r>
@@ -28277,6 +28612,81 @@
         <w:rPr>
           <w:lang w:val="fr_FR" w:bidi="fr_FR"/>
         </w:rPr>
+        <w:t>Actes 27.31</w:t>
+      </w:r>
+      <w:r>
+        <w:rPr>
+          <w:lang w:val="fr_FR" w:bidi="fr_FR"/>
+        </w:rPr>
+      </w:r>
+    </w:p>
+    <w:p>
+      <w:pPr/>
+      <w:r>
+        <w:rPr>
+          <w:lang w:val="fr_FR" w:bidi="fr_FR"/>
+        </w:rPr>
+      </w:r>
+      <w:r>
+        <w:rPr>
+          <w:b/>
+          <w:lang w:val="fr_FR" w:bidi="fr_FR"/>
+        </w:rPr>
+        <w:t>Que dit Paul au centenier et aux soldats au sujet des matelots ?</w:t>
+      </w:r>
+    </w:p>
+    <w:p>
+      <w:pPr/>
+      <w:r>
+        <w:rPr>
+          <w:lang w:val="fr_FR" w:bidi="fr_FR"/>
+        </w:rPr>
+      </w:r>
+      <w:r>
+        <w:rPr>
+          <w:lang w:val="fr_FR" w:bidi="fr_FR"/>
+        </w:rPr>
+        <w:t xml:space="preserve">Paul dit au </w:t>
+      </w:r>
+      <w:r>
+        <w:rPr>
+          <w:lang w:val="fr_FR" w:bidi="fr_FR"/>
+        </w:rPr>
+        <w:t xml:space="preserve">centenier </w:t>
+      </w:r>
+      <w:r>
+        <w:rPr>
+          <w:lang w:val="fr_FR" w:bidi="fr_FR"/>
+        </w:rPr>
+        <w:t>et aux soldats que si les matelots ne restent pas dans le navire, ils ne peuvent pas être sauvés.</w:t>
+      </w:r>
+      <w:r>
+        <w:rPr>
+          <w:lang w:val="fr_FR" w:bidi="fr_FR"/>
+        </w:rPr>
+      </w:r>
+      <w:r>
+        <w:rPr>
+          <w:lang w:val="fr_FR" w:bidi="fr_FR"/>
+        </w:rPr>
+      </w:r>
+    </w:p>
+    <w:p>
+      <w:pPr/>
+      <w:r>
+        <w:rPr>
+          <w:lang w:val="fr_FR" w:bidi="fr_FR"/>
+        </w:rPr>
+      </w:r>
+    </w:p>
+    <w:p>
+      <w:pPr>
+        <w:pStyle w:val="Heading2"/>
+      </w:pPr>
+      <w:r>
+        <w:rPr>
+          <w:lang w:val="fr_FR" w:bidi="fr_FR"/>
+        </w:rPr>
         <w:t>Actes 27.33</w:t>
       </w:r>
       <w:r>
@@ -28501,6 +28911,69 @@
           <w:lang w:val="fr_FR" w:bidi="fr_FR"/>
         </w:rPr>
         <w:t>Le centenier a empêché les soldats d'exécuter ce plan parce qu'il voulait sauver Paul.</w:t>
+      </w:r>
+      <w:r>
+        <w:rPr>
+          <w:lang w:val="fr_FR" w:bidi="fr_FR"/>
+        </w:rPr>
+      </w:r>
+      <w:r>
+        <w:rPr>
+          <w:lang w:val="fr_FR" w:bidi="fr_FR"/>
+        </w:rPr>
+      </w:r>
+    </w:p>
+    <w:p>
+      <w:pPr/>
+      <w:r>
+        <w:rPr>
+          <w:lang w:val="fr_FR" w:bidi="fr_FR"/>
+        </w:rPr>
+      </w:r>
+    </w:p>
+    <w:p>
+      <w:pPr>
+        <w:pStyle w:val="Heading2"/>
+      </w:pPr>
+      <w:r>
+        <w:rPr>
+          <w:lang w:val="fr_FR" w:bidi="fr_FR"/>
+        </w:rPr>
+        <w:t>Actes 27.43–44</w:t>
+      </w:r>
+      <w:r>
+        <w:rPr>
+          <w:lang w:val="fr_FR" w:bidi="fr_FR"/>
+        </w:rPr>
+      </w:r>
+    </w:p>
+    <w:p>
+      <w:pPr/>
+      <w:r>
+        <w:rPr>
+          <w:lang w:val="fr_FR" w:bidi="fr_FR"/>
+        </w:rPr>
+      </w:r>
+      <w:r>
+        <w:rPr>
+          <w:b/>
+          <w:lang w:val="fr_FR" w:bidi="fr_FR"/>
+        </w:rPr>
+        <w:t>Comment tous les passagers du navire ont-ils réussi à atteindre la terre ferme ?</w:t>
+      </w:r>
+    </w:p>
+    <w:p>
+      <w:pPr/>
+      <w:r>
+        <w:rPr>
+          <w:lang w:val="fr_FR" w:bidi="fr_FR"/>
+        </w:rPr>
+      </w:r>
+      <w:r>
+        <w:rPr>
+          <w:lang w:val="fr_FR" w:bidi="fr_FR"/>
+        </w:rPr>
+        <w:t>Ceux qui savaient nager se sont jetés les premiers dans l'eau. Les autres se sont mis sur des planches ou sur des débris du navire.</w:t>
       </w:r>
       <w:r>
         <w:rPr>
